--- a/src/memoriales/templates/memorial_notificaciones_ley_2213_de_2022_manual_domina_2025.docx
+++ b/src/memoriales/templates/memorial_notificaciones_ley_2213_de_2022_manual_domina_2025.docx
@@ -265,8 +265,61 @@
           <w:bCs/>
           <w:lang w:val="es-ES"/>
         </w:rPr>
-        <w:t xml:space="preserve">REF: PROCESO </w:t>
-      </w:r>
+        <w:t>REF: PROCESO {{ tipo_proceso }} DE {{ cuantia_value }} DE BANCOLOMBIA Contra {{ deudor.nombre }}.</w:t>
+      </w:r>
+    </w:p>
+    <w:p>
+      <w:pPr>
+        <w:pStyle w:val="Normal"/>
+        <w:spacing w:lineRule="auto" w:line="250" w:before="0" w:after="0"/>
+        <w:ind w:start="-1"/>
+        <w:rPr/>
+      </w:pPr>
+      <w:r>
+        <w:rPr>
+          <w:rFonts w:eastAsia="Arial" w:cs="Arial" w:ascii="Arial" w:hAnsi="Arial"/>
+          <w:lang w:val="es-CO"/>
+        </w:rPr>
+        <w:t> </w:t>
+      </w:r>
+    </w:p>
+    <w:p>
+      <w:pPr>
+        <w:pStyle w:val="Normal"/>
+        <w:spacing w:lineRule="auto" w:line="250" w:before="0" w:after="0"/>
+        <w:ind w:start="-1"/>
+        <w:rPr/>
+      </w:pPr>
+      <w:r>
+        <w:rPr>
+          <w:rFonts w:eastAsia="Arial" w:cs="Arial" w:ascii="Arial" w:hAnsi="Arial"/>
+          <w:lang w:val="es-CO"/>
+        </w:rPr>
+        <w:t> </w:t>
+      </w:r>
+    </w:p>
+    <w:p>
+      <w:pPr>
+        <w:pStyle w:val="Normal"/>
+        <w:spacing w:lineRule="auto" w:line="250" w:before="0" w:after="0"/>
+        <w:ind w:start="-1"/>
+        <w:rPr/>
+      </w:pPr>
+      <w:r>
+        <w:rPr>
+          <w:rFonts w:eastAsia="Arial" w:cs="Arial" w:ascii="Arial" w:hAnsi="Arial"/>
+          <w:lang w:val="es-CO"/>
+        </w:rPr>
+        <w:t> </w:t>
+      </w:r>
+    </w:p>
+    <w:p>
+      <w:pPr>
+        <w:pStyle w:val="Normal"/>
+        <w:spacing w:lineRule="auto" w:line="250" w:before="0" w:after="0"/>
+        <w:ind w:start="-1"/>
+        <w:rPr/>
+      </w:pPr>
       <w:r>
         <w:rPr>
           <w:rFonts w:eastAsia="Arial" w:cs="Arial" w:ascii="Arial" w:hAnsi="Arial"/>
@@ -274,17 +327,50 @@
           <w:bCs/>
           <w:lang w:val="es-ES"/>
         </w:rPr>
-        <w:t>{{ tipo_proceso }}</w:t>
-      </w:r>
-      <w:r>
-        <w:rPr>
-          <w:rFonts w:eastAsia="Arial" w:cs="Arial" w:ascii="Arial" w:hAnsi="Arial"/>
+        <w:t>PROCESO No. {{ llaveProceso }}</w:t>
+      </w:r>
+      <w:r>
+        <w:rPr>
+          <w:rFonts w:eastAsia="Arial" w:cs="Arial" w:ascii="Arial" w:hAnsi="Arial"/>
+          <w:lang w:val="en-US"/>
+        </w:rPr>
+        <w:t> </w:t>
+      </w:r>
+    </w:p>
+    <w:p>
+      <w:pPr>
+        <w:pStyle w:val="Normal"/>
+        <w:spacing w:lineRule="auto" w:line="250" w:before="0" w:after="0"/>
+        <w:ind w:start="-1"/>
+        <w:rPr>
+          <w:rFonts w:ascii="Arial" w:hAnsi="Arial" w:eastAsia="Arial" w:cs="Arial"/>
+          <w:b/>
+          <w:bCs/>
+          <w:lang w:val="en-US"/>
+        </w:rPr>
+      </w:pPr>
+      <w:r>
+        <w:rPr>
+          <w:rFonts w:eastAsia="Arial" w:cs="Arial" w:ascii="Arial" w:hAnsi="Arial"/>
+          <w:b/>
+          <w:bCs/>
+          <w:lang w:val="en-US"/>
+        </w:rPr>
+        <w:t>EXP. No. {{ radicado.año }} - {{ radicado.numero }}</w:t>
+      </w:r>
+    </w:p>
+    <w:p>
+      <w:pPr>
+        <w:pStyle w:val="Normal"/>
+        <w:spacing w:lineRule="auto" w:line="250" w:before="0" w:after="0"/>
+        <w:ind w:start="-1"/>
+        <w:rPr>
+          <w:rFonts w:ascii="Arial" w:hAnsi="Arial" w:eastAsia="Arial" w:cs="Arial"/>
           <w:b/>
           <w:bCs/>
           <w:lang w:val="es-ES"/>
         </w:rPr>
-        <w:t> DE </w:t>
-      </w:r>
+      </w:pPr>
       <w:r>
         <w:rPr>
           <w:rFonts w:eastAsia="Arial" w:cs="Arial" w:ascii="Arial" w:hAnsi="Arial"/>
@@ -292,34 +378,6 @@
           <w:bCs/>
           <w:lang w:val="es-ES"/>
         </w:rPr>
-        <w:t>{{ cuantia_value }}</w:t>
-      </w:r>
-      <w:r>
-        <w:rPr>
-          <w:rFonts w:eastAsia="Arial" w:cs="Arial" w:ascii="Arial" w:hAnsi="Arial"/>
-          <w:b/>
-          <w:bCs/>
-          <w:lang w:val="es-ES"/>
-        </w:rPr>
-        <w:t> DE BANCOLOMBIA Contra </w:t>
-      </w:r>
-      <w:r>
-        <w:rPr>
-          <w:rFonts w:eastAsia="Arial" w:cs="Arial" w:ascii="Arial" w:hAnsi="Arial"/>
-          <w:b/>
-          <w:bCs/>
-          <w:lang w:val="es-ES"/>
-        </w:rPr>
-        <w:t>{{ deudor.nombre }}</w:t>
-      </w:r>
-      <w:r>
-        <w:rPr>
-          <w:rFonts w:eastAsia="Arial" w:cs="Arial" w:ascii="Arial" w:hAnsi="Arial"/>
-          <w:b/>
-          <w:bCs/>
-          <w:lang w:val="es-ES"/>
-        </w:rPr>
-        <w:t>.</w:t>
       </w:r>
     </w:p>
     <w:p>
@@ -327,14 +385,16 @@
         <w:pStyle w:val="Normal"/>
         <w:spacing w:lineRule="auto" w:line="250" w:before="0" w:after="0"/>
         <w:ind w:start="-1"/>
-        <w:rPr/>
-      </w:pPr>
-      <w:r>
-        <w:rPr>
-          <w:rFonts w:eastAsia="Arial" w:cs="Arial" w:ascii="Arial" w:hAnsi="Arial"/>
+        <w:rPr>
+          <w:rFonts w:ascii="Arial" w:hAnsi="Arial" w:eastAsia="Arial" w:cs="Arial"/>
           <w:lang w:val="es-CO"/>
         </w:rPr>
-        <w:t> </w:t>
+      </w:pPr>
+      <w:r>
+        <w:rPr>
+          <w:rFonts w:eastAsia="Arial" w:cs="Arial" w:ascii="Arial" w:hAnsi="Arial"/>
+          <w:lang w:val="es-CO"/>
+        </w:rPr>
       </w:r>
     </w:p>
     <w:p>
@@ -342,14 +402,16 @@
         <w:pStyle w:val="Normal"/>
         <w:spacing w:lineRule="auto" w:line="250" w:before="0" w:after="0"/>
         <w:ind w:start="-1"/>
-        <w:rPr/>
-      </w:pPr>
-      <w:r>
-        <w:rPr>
-          <w:rFonts w:eastAsia="Arial" w:cs="Arial" w:ascii="Arial" w:hAnsi="Arial"/>
+        <w:rPr>
+          <w:rFonts w:ascii="Arial" w:hAnsi="Arial" w:eastAsia="Arial" w:cs="Arial"/>
           <w:lang w:val="es-CO"/>
         </w:rPr>
-        <w:t> </w:t>
+      </w:pPr>
+      <w:r>
+        <w:rPr>
+          <w:rFonts w:eastAsia="Arial" w:cs="Arial" w:ascii="Arial" w:hAnsi="Arial"/>
+          <w:lang w:val="es-CO"/>
+        </w:rPr>
       </w:r>
     </w:p>
     <w:p>
@@ -364,7 +426,7 @@
           <w:rFonts w:eastAsia="Arial" w:cs="Arial" w:ascii="Arial" w:hAnsi="Arial"/>
           <w:lang w:val="es-CO"/>
         </w:rPr>
-        <w:t> </w:t>
+        <w:t>Estimado(a) Señor(a) Juez(a).</w:t>
       </w:r>
     </w:p>
     <w:p>
@@ -372,142 +434,17 @@
         <w:pStyle w:val="Normal"/>
         <w:spacing w:lineRule="auto" w:line="250" w:before="0" w:after="0"/>
         <w:ind w:start="-1"/>
-        <w:rPr/>
-      </w:pPr>
-      <w:r>
-        <w:rPr>
-          <w:rFonts w:eastAsia="Arial" w:cs="Arial" w:ascii="Arial" w:hAnsi="Arial"/>
+        <w:rPr>
+          <w:rFonts w:ascii="Arial" w:hAnsi="Arial" w:eastAsia="Arial" w:cs="Arial"/>
           <w:b/>
           <w:bCs/>
-          <w:lang w:val="es-ES"/>
-        </w:rPr>
-        <w:t>PROCESO No. </w:t>
-      </w:r>
+        </w:rPr>
+      </w:pPr>
       <w:r>
         <w:rPr>
           <w:rFonts w:eastAsia="Arial" w:cs="Arial" w:ascii="Arial" w:hAnsi="Arial"/>
           <w:b/>
           <w:bCs/>
-          <w:lang w:val="es-ES"/>
-        </w:rPr>
-        <w:t>{{ llaveProceso }}</w:t>
-      </w:r>
-      <w:r>
-        <w:rPr>
-          <w:rFonts w:eastAsia="Arial" w:cs="Arial" w:ascii="Arial" w:hAnsi="Arial"/>
-          <w:lang w:val="en-US"/>
-        </w:rPr>
-        <w:t> </w:t>
-      </w:r>
-    </w:p>
-    <w:p>
-      <w:pPr>
-        <w:pStyle w:val="Normal"/>
-        <w:spacing w:lineRule="auto" w:line="250" w:before="0" w:after="0"/>
-        <w:ind w:start="-1"/>
-        <w:rPr>
-          <w:rFonts w:ascii="Arial" w:hAnsi="Arial" w:eastAsia="Arial" w:cs="Arial"/>
-          <w:b/>
-          <w:bCs/>
-          <w:lang w:val="en-US"/>
-        </w:rPr>
-      </w:pPr>
-      <w:r>
-        <w:rPr>
-          <w:rFonts w:eastAsia="Arial" w:cs="Arial" w:ascii="Arial" w:hAnsi="Arial"/>
-          <w:b/>
-          <w:bCs/>
-          <w:lang w:val="en-US"/>
-        </w:rPr>
-        <w:t>EXP. No. {{ radicado.año }} - {{ radicado.numero }}</w:t>
-      </w:r>
-    </w:p>
-    <w:p>
-      <w:pPr>
-        <w:pStyle w:val="Normal"/>
-        <w:spacing w:lineRule="auto" w:line="250" w:before="0" w:after="0"/>
-        <w:ind w:start="-1"/>
-        <w:rPr>
-          <w:rFonts w:ascii="Arial" w:hAnsi="Arial" w:eastAsia="Arial" w:cs="Arial"/>
-          <w:b/>
-          <w:bCs/>
-          <w:lang w:val="es-ES"/>
-        </w:rPr>
-      </w:pPr>
-      <w:r>
-        <w:rPr>
-          <w:rFonts w:eastAsia="Arial" w:cs="Arial" w:ascii="Arial" w:hAnsi="Arial"/>
-          <w:b/>
-          <w:bCs/>
-          <w:lang w:val="es-ES"/>
-        </w:rPr>
-      </w:r>
-    </w:p>
-    <w:p>
-      <w:pPr>
-        <w:pStyle w:val="Normal"/>
-        <w:spacing w:lineRule="auto" w:line="250" w:before="0" w:after="0"/>
-        <w:ind w:start="-1"/>
-        <w:rPr>
-          <w:rFonts w:ascii="Arial" w:hAnsi="Arial" w:eastAsia="Arial" w:cs="Arial"/>
-          <w:lang w:val="es-CO"/>
-        </w:rPr>
-      </w:pPr>
-      <w:r>
-        <w:rPr>
-          <w:rFonts w:eastAsia="Arial" w:cs="Arial" w:ascii="Arial" w:hAnsi="Arial"/>
-          <w:lang w:val="es-CO"/>
-        </w:rPr>
-      </w:r>
-    </w:p>
-    <w:p>
-      <w:pPr>
-        <w:pStyle w:val="Normal"/>
-        <w:spacing w:lineRule="auto" w:line="250" w:before="0" w:after="0"/>
-        <w:ind w:start="-1"/>
-        <w:rPr>
-          <w:rFonts w:ascii="Arial" w:hAnsi="Arial" w:eastAsia="Arial" w:cs="Arial"/>
-          <w:lang w:val="es-CO"/>
-        </w:rPr>
-      </w:pPr>
-      <w:r>
-        <w:rPr>
-          <w:rFonts w:eastAsia="Arial" w:cs="Arial" w:ascii="Arial" w:hAnsi="Arial"/>
-          <w:lang w:val="es-CO"/>
-        </w:rPr>
-      </w:r>
-    </w:p>
-    <w:p>
-      <w:pPr>
-        <w:pStyle w:val="Normal"/>
-        <w:spacing w:lineRule="auto" w:line="250" w:before="0" w:after="0"/>
-        <w:ind w:start="-1"/>
-        <w:rPr/>
-      </w:pPr>
-      <w:r>
-        <w:rPr>
-          <w:rFonts w:eastAsia="Arial" w:cs="Arial" w:ascii="Arial" w:hAnsi="Arial"/>
-          <w:lang w:val="es-CO"/>
-        </w:rPr>
-        <w:t>Estimado(a) Señor(a) Juez(a).</w:t>
-      </w:r>
-    </w:p>
-    <w:p>
-      <w:pPr>
-        <w:pStyle w:val="Normal"/>
-        <w:spacing w:lineRule="auto" w:line="250" w:before="0" w:after="0"/>
-        <w:ind w:start="-1"/>
-        <w:rPr>
-          <w:rFonts w:ascii="Arial" w:hAnsi="Arial" w:eastAsia="Arial" w:cs="Arial"/>
-          <w:b/>
-          <w:bCs/>
-        </w:rPr>
-      </w:pPr>
-      <w:r>
-        <w:rPr>
-          <w:rFonts w:eastAsia="Arial" w:cs="Arial" w:ascii="Arial" w:hAnsi="Arial"/>
-          <w:b/>
-          <w:bCs/>
         </w:rPr>
       </w:r>
     </w:p>
@@ -521,7 +458,19 @@
         <w:rPr>
           <w:rFonts w:eastAsia="Arial" w:cs="Arial" w:ascii="Arial" w:hAnsi="Arial"/>
         </w:rPr>
-        <w:t>En mi calidad de apoderada judicial de la parte actora en el proceso de la referencia, al señor juez con el debido respeto, me permito aportar certificación de la Notificación ley 2213 de 2022 Articulo 8, POSITIVA,</w:t>
+        <w:t xml:space="preserve">En mi calidad de apoderada judicial de la parte actora en el proceso de la referencia, al señor juez con el debido respeto, me permito aportar certificación de la Notificación ley 2213 de 2022 Articulo 8, </w:t>
+      </w:r>
+      <w:r>
+        <w:rPr>
+          <w:rFonts w:eastAsia="Arial" w:cs="Arial" w:ascii="Arial" w:hAnsi="Arial"/>
+        </w:rPr>
+        <w:t>{{ is_positiva }}</w:t>
+      </w:r>
+      <w:r>
+        <w:rPr>
+          <w:rFonts w:eastAsia="Arial" w:cs="Arial" w:ascii="Arial" w:hAnsi="Arial"/>
+        </w:rPr>
+        <w:t>,</w:t>
       </w:r>
     </w:p>
     <w:p>
@@ -807,9 +756,15 @@
       <w:r>
         <w:rPr>
           <w:rFonts w:cs="Arial" w:ascii="Arial" w:hAnsi="Arial"/>
+        </w:rPr>
+        <w:t>{{ guia_number }}</w:t>
+      </w:r>
+      <w:r>
+        <w:rPr>
+          <w:rFonts w:cs="Arial" w:ascii="Arial" w:hAnsi="Arial"/>
           <w:lang w:val="es-MX"/>
         </w:rPr>
-        <w:t xml:space="preserve">154448 </w:t>
+        <w:t xml:space="preserve"> </w:t>
       </w:r>
       <w:r>
         <w:rPr>
@@ -931,7 +886,7 @@
         <mc:AlternateContent>
           <mc:Choice Requires="wps">
             <w:drawing>
-              <wp:anchor distT="19050" distB="30480" distL="19050" distR="30480" simplePos="0" relativeHeight="6" behindDoc="0" locked="0" layoutInCell="1" allowOverlap="1" wp14:anchorId="722EA81F">
+              <wp:anchor distT="28575" distB="28575" distL="28575" distR="28575" simplePos="0" relativeHeight="6" behindDoc="0" locked="0" layoutInCell="1" allowOverlap="1" wp14:anchorId="722EA81F">
                 <wp:simplePos x="0" y="0"/>
                 <wp:positionH relativeFrom="column">
                   <wp:posOffset>355600</wp:posOffset>
@@ -996,7 +951,7 @@
         <mc:AlternateContent>
           <mc:Choice Requires="wps">
             <w:drawing>
-              <wp:anchor distT="19050" distB="45720" distL="19050" distR="19050" simplePos="0" relativeHeight="7" behindDoc="0" locked="0" layoutInCell="1" allowOverlap="1" wp14:anchorId="5B9270DB">
+              <wp:anchor distT="15875" distB="16510" distL="9525" distR="6985" simplePos="0" relativeHeight="7" behindDoc="0" locked="0" layoutInCell="1" allowOverlap="1" wp14:anchorId="5B9270DB">
                 <wp:simplePos x="0" y="0"/>
                 <wp:positionH relativeFrom="column">
                   <wp:posOffset>1631950</wp:posOffset>
@@ -2621,6 +2576,7 @@
     <w:qFormat/>
     <w:pPr>
       <w:widowControl/>
+      <w:suppressAutoHyphens w:val="true"/>
       <w:bidi w:val="0"/>
       <w:spacing w:lineRule="auto" w:line="259" w:before="0" w:after="160"/>
       <w:jc w:val="start"/>
@@ -2644,6 +2600,7 @@
       <w:keepNext w:val="true"/>
       <w:keepLines/>
       <w:widowControl/>
+      <w:suppressAutoHyphens w:val="true"/>
       <w:bidi w:val="0"/>
       <w:spacing w:lineRule="auto" w:line="259" w:before="0" w:after="0"/>
       <w:ind w:start="48"/>
@@ -2781,6 +2738,40 @@
       <w:sz w:val="24"/>
     </w:rPr>
   </w:style>
+  <w:style w:type="paragraph" w:styleId="Ttulouser">
+    <w:name w:val="Título (user)"/>
+    <w:basedOn w:val="Normal"/>
+    <w:next w:val="BodyText"/>
+    <w:qFormat/>
+    <w:pPr>
+      <w:keepNext w:val="true"/>
+      <w:spacing w:before="240" w:after="120"/>
+    </w:pPr>
+    <w:rPr>
+      <w:rFonts w:ascii="Victor Mono Medium" w:hAnsi="Victor Mono Medium" w:eastAsia="Noto Sans CJK SC" w:cs="Noto Sans Devanagari"/>
+      <w:sz w:val="28"/>
+      <w:szCs w:val="28"/>
+    </w:rPr>
+  </w:style>
+  <w:style w:type="paragraph" w:styleId="ndiceuser">
+    <w:name w:val="Índice (user)"/>
+    <w:basedOn w:val="Normal"/>
+    <w:qFormat/>
+    <w:pPr>
+      <w:suppressLineNumbers/>
+    </w:pPr>
+    <w:rPr>
+      <w:rFonts w:ascii="Victor Mono Light" w:hAnsi="Victor Mono Light" w:cs="Noto Sans Devanagari"/>
+      <w:sz w:val="24"/>
+    </w:rPr>
+  </w:style>
+  <w:style w:type="paragraph" w:styleId="Cabeceraypieuser">
+    <w:name w:val="Cabecera y pie (user)"/>
+    <w:basedOn w:val="Normal"/>
+    <w:qFormat/>
+    <w:pPr/>
+    <w:rPr/>
+  </w:style>
   <w:style w:type="paragraph" w:styleId="Cabeceraypie">
     <w:name w:val="Cabecera y pie"/>
     <w:basedOn w:val="Normal"/>
@@ -2829,6 +2820,7 @@
     <w:rsid w:val="00c108fa"/>
     <w:pPr>
       <w:widowControl/>
+      <w:suppressAutoHyphens w:val="true"/>
       <w:bidi w:val="0"/>
       <w:spacing w:lineRule="auto" w:line="240" w:before="0" w:after="0"/>
       <w:jc w:val="start"/>
@@ -2850,8 +2842,8 @@
     </w:pPr>
     <w:rPr/>
   </w:style>
-  <w:style w:type="numbering" w:styleId="Ningunalista" w:default="1">
-    <w:name w:val="Ninguna lista"/>
+  <w:style w:type="numbering" w:styleId="Ningunalistauser" w:default="1">
+    <w:name w:val="Ninguna lista (user)"/>
     <w:uiPriority w:val="99"/>
     <w:semiHidden/>
     <w:unhideWhenUsed/>

--- a/src/memoriales/templates/memorial_notificaciones_ley_2213_de_2022_manual_domina_2025.docx
+++ b/src/memoriales/templates/memorial_notificaciones_ley_2213_de_2022_manual_domina_2025.docx
@@ -458,19 +458,19 @@
         <w:rPr>
           <w:rFonts w:eastAsia="Arial" w:cs="Arial" w:ascii="Arial" w:hAnsi="Arial"/>
         </w:rPr>
-        <w:t xml:space="preserve">En mi calidad de apoderada judicial de la parte actora en el proceso de la referencia, al señor juez con el debido respeto, me permito aportar certificación de la Notificación ley 2213 de 2022 Articulo 8, </w:t>
-      </w:r>
-      <w:r>
-        <w:rPr>
-          <w:rFonts w:eastAsia="Arial" w:cs="Arial" w:ascii="Arial" w:hAnsi="Arial"/>
-        </w:rPr>
-        <w:t>{{ is_positiva }}</w:t>
-      </w:r>
-      <w:r>
-        <w:rPr>
-          <w:rFonts w:eastAsia="Arial" w:cs="Arial" w:ascii="Arial" w:hAnsi="Arial"/>
-        </w:rPr>
-        <w:t>,</w:t>
+        <w:t xml:space="preserve">En mi calidad de apoderada judicial de la parte actora en el proceso de la referencia, al señor juez con el debido respeto, me permito aportar certificación de la Notificación ley 2213 de 2022 Articulo 8, {{ </w:t>
+      </w:r>
+      <w:r>
+        <w:rPr>
+          <w:rFonts w:eastAsia="Arial" w:cs="Arial" w:ascii="Arial" w:hAnsi="Arial"/>
+        </w:rPr>
+        <w:t>state.</w:t>
+      </w:r>
+      <w:r>
+        <w:rPr>
+          <w:rFonts w:eastAsia="Arial" w:cs="Arial" w:ascii="Arial" w:hAnsi="Arial"/>
+        </w:rPr>
+        <w:t>is_positiva }},</w:t>
       </w:r>
     </w:p>
     <w:p>
@@ -487,16 +487,15 @@
       <w:pPr>
         <w:pStyle w:val="Normal"/>
         <w:jc w:val="both"/>
-        <w:rPr/>
-      </w:pPr>
-      <w:r>
-        <w:rPr>
-          <w:rFonts w:cs="Arial" w:ascii="Arial" w:hAnsi="Arial"/>
+        <w:rPr>
+          <w:rFonts w:ascii="Arial" w:hAnsi="Arial" w:cs="Arial"/>
           <w:sz w:val="22"/>
           <w:szCs w:val="22"/>
           <w:lang w:val="es-ES" w:eastAsia="es-CO"/>
         </w:rPr>
-        <w:t>{% if has_anexos%}</w:t>
+      </w:pPr>
+      <w:r>
+        <w:rPr/>
       </w:r>
     </w:p>
     <w:p>
@@ -521,88 +520,146 @@
       <w:pPr>
         <w:pStyle w:val="Normal"/>
         <w:jc w:val="start"/>
-        <w:rPr/>
-      </w:pPr>
-      <w:r>
-        <w:rPr>
-          <w:rFonts w:cs="Arial" w:ascii="Arial" w:hAnsi="Arial"/>
+        <w:rPr>
+          <w:rFonts w:ascii="Arial" w:hAnsi="Arial" w:eastAsia="Arial" w:cs="Arial"/>
           <w:b/>
           <w:bCs/>
           <w:sz w:val="22"/>
           <w:szCs w:val="22"/>
           <w:lang w:val="es-ES" w:eastAsia="es-CO"/>
         </w:rPr>
-        <w:t>{% for anexo in anexos_list %}</w:t>
-      </w:r>
-    </w:p>
-    <w:p>
-      <w:pPr>
-        <w:pStyle w:val="Normal"/>
-        <w:jc w:val="start"/>
-        <w:rPr/>
-      </w:pPr>
-      <w:r>
-        <w:rPr>
-          <w:rFonts w:cs="Arial" w:ascii="Arial" w:hAnsi="Arial"/>
+      </w:pPr>
+      <w:r>
+        <w:rPr>
+          <w:rFonts w:eastAsia="Arial" w:cs="Arial" w:ascii="Liberation Sans" w:hAnsi="Liberation Sans"/>
+          <w:b w:val="false"/>
+          <w:bCs w:val="false"/>
+          <w:sz w:val="22"/>
+          <w:szCs w:val="22"/>
+          <w:lang w:val="es-ES" w:eastAsia="es-CO"/>
+        </w:rPr>
+        <w:t xml:space="preserve">Acta de Envío y entrega </w:t>
+      </w:r>
+      <w:r>
+        <w:rPr>
+          <w:rFonts w:eastAsia="Arial" w:cs="Arial" w:ascii="Liberation Sans" w:hAnsi="Liberation Sans"/>
           <w:b/>
           <w:bCs/>
           <w:sz w:val="22"/>
           <w:szCs w:val="22"/>
           <w:lang w:val="es-ES" w:eastAsia="es-CO"/>
         </w:rPr>
-        <w:t xml:space="preserve">{{ anexo }} </w:t>
-      </w:r>
-    </w:p>
-    <w:p>
-      <w:pPr>
-        <w:pStyle w:val="Normal"/>
-        <w:jc w:val="start"/>
-        <w:rPr/>
-      </w:pPr>
-      <w:r>
-        <w:rPr>
-          <w:rFonts w:cs="Arial" w:ascii="Arial" w:hAnsi="Arial"/>
+        <w:t xml:space="preserve">No. </w:t>
+      </w:r>
+      <w:r>
+        <w:rPr>
+          <w:rFonts w:eastAsia="Arial" w:cs="Arial" w:ascii="Liberation Sans" w:hAnsi="Liberation Sans"/>
           <w:b/>
           <w:bCs/>
           <w:sz w:val="22"/>
           <w:szCs w:val="22"/>
           <w:lang w:val="es-ES" w:eastAsia="es-CO"/>
         </w:rPr>
-        <w:t>{% endfor %}</w:t>
-      </w:r>
-    </w:p>
-    <w:p>
-      <w:pPr>
-        <w:pStyle w:val="Normal"/>
-        <w:jc w:val="both"/>
-        <w:rPr/>
-      </w:pPr>
-      <w:r>
-        <w:rPr>
-          <w:rFonts w:cs="Arial" w:ascii="Arial" w:hAnsi="Arial"/>
+        <w:t>{{ guia_number }}</w:t>
+      </w:r>
+      <w:r>
+        <w:rPr>
+          <w:rFonts w:eastAsia="Arial" w:cs="Arial" w:ascii="Liberation Sans" w:hAnsi="Liberation Sans"/>
+          <w:b w:val="false"/>
+          <w:bCs w:val="false"/>
           <w:sz w:val="22"/>
           <w:szCs w:val="22"/>
           <w:lang w:val="es-ES" w:eastAsia="es-CO"/>
         </w:rPr>
+        <w:t xml:space="preserve"> por Domina S.A.S al correo </w:t>
+      </w:r>
+      <w:r>
+        <w:rPr>
+          <w:rFonts w:eastAsia="Arial" w:cs="Arial" w:ascii="Liberation Sans" w:hAnsi="Liberation Sans"/>
+          <w:b w:val="false"/>
+          <w:bCs w:val="false"/>
+          <w:sz w:val="22"/>
+          <w:szCs w:val="22"/>
+          <w:lang w:val="es-ES" w:eastAsia="es-CO"/>
+        </w:rPr>
+        <w:t>{{ deudor.email }}</w:t>
+      </w:r>
+      <w:r>
+        <w:rPr>
+          <w:rFonts w:eastAsia="Arial" w:cs="Arial" w:ascii="Liberation Sans" w:hAnsi="Liberation Sans"/>
+          <w:b w:val="false"/>
+          <w:bCs w:val="false"/>
+          <w:sz w:val="22"/>
+          <w:szCs w:val="22"/>
+          <w:lang w:val="es-ES" w:eastAsia="es-CO"/>
+        </w:rPr>
+        <w:t xml:space="preserve"> de fecha 20 de febrero de 2025, </w:t>
+      </w:r>
+      <w:r>
+        <w:rPr>
+          <w:rFonts w:eastAsia="Arial" w:cs="Arial" w:ascii="Liberation Sans" w:hAnsi="Liberation Sans"/>
+          <w:b w:val="false"/>
+          <w:bCs w:val="false"/>
+          <w:sz w:val="22"/>
+          <w:szCs w:val="22"/>
+          <w:lang w:val="es-ES" w:eastAsia="es-CO"/>
+        </w:rPr>
+        <w:t>{{ state.is_positiva }}</w:t>
+      </w:r>
+      <w:r>
+        <w:rPr>
+          <w:rFonts w:eastAsia="Arial" w:cs="Arial" w:ascii="Liberation Sans" w:hAnsi="Liberation Sans"/>
+          <w:b w:val="false"/>
+          <w:bCs w:val="false"/>
+          <w:sz w:val="22"/>
+          <w:szCs w:val="22"/>
+          <w:lang w:val="es-ES" w:eastAsia="es-CO"/>
+        </w:rPr>
+        <w:t xml:space="preserve">. </w:t>
+      </w:r>
+      <w:r>
+        <w:rPr>
+          <w:rFonts w:eastAsia="Arial" w:cs="Arial" w:ascii="Liberation Sans" w:hAnsi="Liberation Sans"/>
+          <w:b w:val="false"/>
+          <w:bCs w:val="false"/>
+          <w:sz w:val="22"/>
+          <w:szCs w:val="22"/>
+          <w:lang w:val="es-ES" w:eastAsia="es-CO"/>
+        </w:rPr>
+        <w:t>{% if state.is_positiva %}{{ state.message }}</w:t>
+      </w:r>
+      <w:r>
+        <w:rPr>
+          <w:rFonts w:eastAsia="Arial" w:cs="Arial" w:ascii="Liberation Sans" w:hAnsi="Liberation Sans"/>
+          <w:b w:val="false"/>
+          <w:bCs w:val="false"/>
+          <w:sz w:val="22"/>
+          <w:szCs w:val="22"/>
+          <w:lang w:val="es-ES" w:eastAsia="es-CO"/>
+        </w:rPr>
+        <w:t>.</w:t>
+      </w:r>
+      <w:r>
+        <w:rPr>
+          <w:rFonts w:eastAsia="Arial" w:cs="Arial" w:ascii="Liberation Sans" w:hAnsi="Liberation Sans"/>
+          <w:b w:val="false"/>
+          <w:bCs w:val="false"/>
+          <w:sz w:val="22"/>
+          <w:szCs w:val="22"/>
+          <w:lang w:val="es-ES" w:eastAsia="es-CO"/>
+        </w:rPr>
         <w:t>{% endif %}</w:t>
       </w:r>
-    </w:p>
-    <w:p>
-      <w:pPr>
-        <w:pStyle w:val="Normal"/>
-        <w:spacing w:before="0" w:after="0"/>
-        <w:rPr>
-          <w:rFonts w:ascii="Arial" w:hAnsi="Arial" w:eastAsia="Arial" w:cs="Arial"/>
-          <w:b/>
-          <w:bCs/>
-        </w:rPr>
-      </w:pPr>
-      <w:r>
-        <w:rPr>
-          <w:rFonts w:eastAsia="Arial" w:cs="Arial" w:ascii="Arial" w:hAnsi="Arial"/>
-          <w:b/>
-          <w:bCs/>
-        </w:rPr>
+      <w:r>
+        <w:rPr>
+          <w:rFonts w:eastAsia="Arial" w:cs="Arial" w:ascii="Liberation Sans" w:hAnsi="Liberation Sans"/>
+          <w:b w:val="false"/>
+          <w:bCs w:val="false"/>
+          <w:sz w:val="22"/>
+          <w:szCs w:val="22"/>
+          <w:lang w:val="es-ES" w:eastAsia="es-CO"/>
+        </w:rPr>
+        <w:t xml:space="preserve"> </w:t>
       </w:r>
     </w:p>
     <w:p>
@@ -751,13 +808,7 @@
         <w:rPr>
           <w:rFonts w:cs="Arial" w:ascii="Arial" w:hAnsi="Arial"/>
         </w:rPr>
-        <w:t xml:space="preserve">Al abrir el archivo No. </w:t>
-      </w:r>
-      <w:r>
-        <w:rPr>
-          <w:rFonts w:cs="Arial" w:ascii="Arial" w:hAnsi="Arial"/>
-        </w:rPr>
-        <w:t>{{ guia_number }}</w:t>
+        <w:t>Al abrir el archivo No. {{ guia_number }}</w:t>
       </w:r>
       <w:r>
         <w:rPr>
@@ -2765,15 +2816,15 @@
       <w:sz w:val="24"/>
     </w:rPr>
   </w:style>
-  <w:style w:type="paragraph" w:styleId="Cabeceraypieuser">
-    <w:name w:val="Cabecera y pie (user)"/>
+  <w:style w:type="paragraph" w:styleId="Cabeceraypie">
+    <w:name w:val="Cabecera y pie"/>
     <w:basedOn w:val="Normal"/>
     <w:qFormat/>
     <w:pPr/>
     <w:rPr/>
   </w:style>
-  <w:style w:type="paragraph" w:styleId="Cabeceraypie">
-    <w:name w:val="Cabecera y pie"/>
+  <w:style w:type="paragraph" w:styleId="Cabeceraypieuser">
+    <w:name w:val="Cabecera y pie (user)"/>
     <w:basedOn w:val="Normal"/>
     <w:qFormat/>
     <w:pPr/>
@@ -2842,8 +2893,8 @@
     </w:pPr>
     <w:rPr/>
   </w:style>
-  <w:style w:type="numbering" w:styleId="Ningunalistauser" w:default="1">
-    <w:name w:val="Ninguna lista (user)"/>
+  <w:style w:type="numbering" w:styleId="Ningunalista" w:default="1">
+    <w:name w:val="Ninguna lista"/>
     <w:uiPriority w:val="99"/>
     <w:semiHidden/>
     <w:unhideWhenUsed/>

--- a/src/memoriales/templates/memorial_notificaciones_ley_2213_de_2022_manual_domina_2025.docx
+++ b/src/memoriales/templates/memorial_notificaciones_ley_2213_de_2022_manual_domina_2025.docx
@@ -458,19 +458,7 @@
         <w:rPr>
           <w:rFonts w:eastAsia="Arial" w:cs="Arial" w:ascii="Arial" w:hAnsi="Arial"/>
         </w:rPr>
-        <w:t xml:space="preserve">En mi calidad de apoderada judicial de la parte actora en el proceso de la referencia, al señor juez con el debido respeto, me permito aportar certificación de la Notificación ley 2213 de 2022 Articulo 8, {{ </w:t>
-      </w:r>
-      <w:r>
-        <w:rPr>
-          <w:rFonts w:eastAsia="Arial" w:cs="Arial" w:ascii="Arial" w:hAnsi="Arial"/>
-        </w:rPr>
-        <w:t>state.</w:t>
-      </w:r>
-      <w:r>
-        <w:rPr>
-          <w:rFonts w:eastAsia="Arial" w:cs="Arial" w:ascii="Arial" w:hAnsi="Arial"/>
-        </w:rPr>
-        <w:t>is_positiva }},</w:t>
+        <w:t>En mi calidad de apoderada judicial de la parte actora en el proceso de la referencia, al señor juez con el debido respeto, me permito aportar certificación de la Notificación ley 2213 de 2022 Articulo 8, {{ state.is_positiva }},</w:t>
       </w:r>
     </w:p>
     <w:p>
@@ -495,7 +483,12 @@
         </w:rPr>
       </w:pPr>
       <w:r>
-        <w:rPr/>
+        <w:rPr>
+          <w:rFonts w:cs="Arial" w:ascii="Arial" w:hAnsi="Arial"/>
+          <w:sz w:val="22"/>
+          <w:szCs w:val="22"/>
+          <w:lang w:val="es-ES" w:eastAsia="es-CO"/>
+        </w:rPr>
       </w:r>
     </w:p>
     <w:p>
@@ -549,7 +542,7 @@
           <w:szCs w:val="22"/>
           <w:lang w:val="es-ES" w:eastAsia="es-CO"/>
         </w:rPr>
-        <w:t xml:space="preserve">No. </w:t>
+        <w:t xml:space="preserve">No. {{ </w:t>
       </w:r>
       <w:r>
         <w:rPr>
@@ -560,7 +553,18 @@
           <w:szCs w:val="22"/>
           <w:lang w:val="es-ES" w:eastAsia="es-CO"/>
         </w:rPr>
-        <w:t>{{ guia_number }}</w:t>
+        <w:t>state.guia</w:t>
+      </w:r>
+      <w:r>
+        <w:rPr>
+          <w:rFonts w:eastAsia="Arial" w:cs="Arial" w:ascii="Liberation Sans" w:hAnsi="Liberation Sans"/>
+          <w:b/>
+          <w:bCs/>
+          <w:sz w:val="22"/>
+          <w:szCs w:val="22"/>
+          <w:lang w:val="es-ES" w:eastAsia="es-CO"/>
+        </w:rPr>
+        <w:t xml:space="preserve"> }}</w:t>
       </w:r>
       <w:r>
         <w:rPr>
@@ -571,7 +575,7 @@
           <w:szCs w:val="22"/>
           <w:lang w:val="es-ES" w:eastAsia="es-CO"/>
         </w:rPr>
-        <w:t xml:space="preserve"> por Domina S.A.S al correo </w:t>
+        <w:t xml:space="preserve"> por Domina S.A.S al correo {{ deudor.email }} de </w:t>
       </w:r>
       <w:r>
         <w:rPr>
@@ -582,7 +586,7 @@
           <w:szCs w:val="22"/>
           <w:lang w:val="es-ES" w:eastAsia="es-CO"/>
         </w:rPr>
-        <w:t>{{ deudor.email }}</w:t>
+        <w:t>{{ state.fecha }}</w:t>
       </w:r>
       <w:r>
         <w:rPr>
@@ -593,73 +597,7 @@
           <w:szCs w:val="22"/>
           <w:lang w:val="es-ES" w:eastAsia="es-CO"/>
         </w:rPr>
-        <w:t xml:space="preserve"> de fecha 20 de febrero de 2025, </w:t>
-      </w:r>
-      <w:r>
-        <w:rPr>
-          <w:rFonts w:eastAsia="Arial" w:cs="Arial" w:ascii="Liberation Sans" w:hAnsi="Liberation Sans"/>
-          <w:b w:val="false"/>
-          <w:bCs w:val="false"/>
-          <w:sz w:val="22"/>
-          <w:szCs w:val="22"/>
-          <w:lang w:val="es-ES" w:eastAsia="es-CO"/>
-        </w:rPr>
-        <w:t>{{ state.is_positiva }}</w:t>
-      </w:r>
-      <w:r>
-        <w:rPr>
-          <w:rFonts w:eastAsia="Arial" w:cs="Arial" w:ascii="Liberation Sans" w:hAnsi="Liberation Sans"/>
-          <w:b w:val="false"/>
-          <w:bCs w:val="false"/>
-          <w:sz w:val="22"/>
-          <w:szCs w:val="22"/>
-          <w:lang w:val="es-ES" w:eastAsia="es-CO"/>
-        </w:rPr>
-        <w:t xml:space="preserve">. </w:t>
-      </w:r>
-      <w:r>
-        <w:rPr>
-          <w:rFonts w:eastAsia="Arial" w:cs="Arial" w:ascii="Liberation Sans" w:hAnsi="Liberation Sans"/>
-          <w:b w:val="false"/>
-          <w:bCs w:val="false"/>
-          <w:sz w:val="22"/>
-          <w:szCs w:val="22"/>
-          <w:lang w:val="es-ES" w:eastAsia="es-CO"/>
-        </w:rPr>
-        <w:t>{% if state.is_positiva %}{{ state.message }}</w:t>
-      </w:r>
-      <w:r>
-        <w:rPr>
-          <w:rFonts w:eastAsia="Arial" w:cs="Arial" w:ascii="Liberation Sans" w:hAnsi="Liberation Sans"/>
-          <w:b w:val="false"/>
-          <w:bCs w:val="false"/>
-          <w:sz w:val="22"/>
-          <w:szCs w:val="22"/>
-          <w:lang w:val="es-ES" w:eastAsia="es-CO"/>
-        </w:rPr>
-        <w:t>.</w:t>
-      </w:r>
-      <w:r>
-        <w:rPr>
-          <w:rFonts w:eastAsia="Arial" w:cs="Arial" w:ascii="Liberation Sans" w:hAnsi="Liberation Sans"/>
-          <w:b w:val="false"/>
-          <w:bCs w:val="false"/>
-          <w:sz w:val="22"/>
-          <w:szCs w:val="22"/>
-          <w:lang w:val="es-ES" w:eastAsia="es-CO"/>
-        </w:rPr>
-        <w:t>{% endif %}</w:t>
-      </w:r>
-      <w:r>
-        <w:rPr>
-          <w:rFonts w:eastAsia="Arial" w:cs="Arial" w:ascii="Liberation Sans" w:hAnsi="Liberation Sans"/>
-          <w:b w:val="false"/>
-          <w:bCs w:val="false"/>
-          <w:sz w:val="22"/>
-          <w:szCs w:val="22"/>
-          <w:lang w:val="es-ES" w:eastAsia="es-CO"/>
-        </w:rPr>
-        <w:t xml:space="preserve"> </w:t>
+        <w:t xml:space="preserve">, {{ state.is_positiva }}. {% if state.is_positiva %}{{ state.message }}.{% endif %} </w:t>
       </w:r>
     </w:p>
     <w:p>
@@ -808,7 +746,19 @@
         <w:rPr>
           <w:rFonts w:cs="Arial" w:ascii="Arial" w:hAnsi="Arial"/>
         </w:rPr>
-        <w:t>Al abrir el archivo No. {{ guia_number }}</w:t>
+        <w:t xml:space="preserve">Al abrir el archivo No. {{ </w:t>
+      </w:r>
+      <w:r>
+        <w:rPr>
+          <w:rFonts w:cs="Arial" w:ascii="Arial" w:hAnsi="Arial"/>
+        </w:rPr>
+        <w:t>state.guia</w:t>
+      </w:r>
+      <w:r>
+        <w:rPr>
+          <w:rFonts w:cs="Arial" w:ascii="Arial" w:hAnsi="Arial"/>
+        </w:rPr>
+        <w:t xml:space="preserve"> }}</w:t>
       </w:r>
       <w:r>
         <w:rPr>
@@ -2816,15 +2766,15 @@
       <w:sz w:val="24"/>
     </w:rPr>
   </w:style>
-  <w:style w:type="paragraph" w:styleId="Cabeceraypie">
-    <w:name w:val="Cabecera y pie"/>
+  <w:style w:type="paragraph" w:styleId="Cabeceraypieuser">
+    <w:name w:val="Cabecera y pie (user)"/>
     <w:basedOn w:val="Normal"/>
     <w:qFormat/>
     <w:pPr/>
     <w:rPr/>
   </w:style>
-  <w:style w:type="paragraph" w:styleId="Cabeceraypieuser">
-    <w:name w:val="Cabecera y pie (user)"/>
+  <w:style w:type="paragraph" w:styleId="Cabeceraypie">
+    <w:name w:val="Cabecera y pie"/>
     <w:basedOn w:val="Normal"/>
     <w:qFormat/>
     <w:pPr/>
@@ -2893,8 +2843,8 @@
     </w:pPr>
     <w:rPr/>
   </w:style>
-  <w:style w:type="numbering" w:styleId="Ningunalista" w:default="1">
-    <w:name w:val="Ninguna lista"/>
+  <w:style w:type="numbering" w:styleId="Ningunalistauser" w:default="1">
+    <w:name w:val="Ninguna lista (user)"/>
     <w:uiPriority w:val="99"/>
     <w:semiHidden/>
     <w:unhideWhenUsed/>
